--- a/assets/templates/word/invitation-formal.docx
+++ b/assets/templates/word/invitation-formal.docx
@@ -4,31 +4,168 @@
   <w:body>
     <w:p>
       <w:pPr>
-        <w:pStyle w:val="Title"/>
         <w:jc w:val="center"/>
       </w:pPr>
       <w:r>
-        <w:t>正式邀请函</w:t>
+        <w:rPr>
+          <w:color w:val="70AD47"/>
+          <w:sz w:val="28"/>
+        </w:rPr>
+        <w:t>◆ ◆ ◆</w:t>
+      </w:r>
+    </w:p>
+    <w:p/>
+    <w:p>
+      <w:pPr>
+        <w:jc w:val="center"/>
+      </w:pPr>
+      <w:r>
+        <w:rPr>
+          <w:b/>
+          <w:color w:val="2B579A"/>
+          <w:sz w:val="44"/>
+        </w:rPr>
+        <w:t>INVITATION</w:t>
+      </w:r>
+    </w:p>
+    <w:p>
+      <w:pPr>
+        <w:jc w:val="center"/>
+      </w:pPr>
+      <w:r>
+        <w:rPr>
+          <w:color w:val="5B9BD5"/>
+          <w:sz w:val="32"/>
+        </w:rPr>
+        <w:t>邀请函</w:t>
+      </w:r>
+    </w:p>
+    <w:p/>
+    <w:p/>
+    <w:p>
+      <w:r>
+        <w:t>Dear {{recipient_name}},</w:t>
       </w:r>
     </w:p>
     <w:p/>
     <w:p>
       <w:r>
-        <w:t>此文件为 正式邀请函 模板</w:t>
+        <w:t>{{host_name}} cordially invites you to attend:</w:t>
       </w:r>
     </w:p>
+    <w:p/>
     <w:p>
+      <w:pPr>
+        <w:jc w:val="center"/>
+      </w:pPr>
       <w:r>
-        <w:t>使用模板变量替换 {{variable_name}} 格式的内容</w:t>
+        <w:rPr>
+          <w:b/>
+          <w:color w:val="2B579A"/>
+          <w:sz w:val="28"/>
+        </w:rPr>
+        <w:t>{{event_name}}</w:t>
       </w:r>
     </w:p>
     <w:p/>
     <w:p>
       <w:r>
-        <w:t>━━━━━━━━━━━━━━━━━━━━━━━━━━━━━━━━━━━━━━━━</w:t>
+        <w:rPr>
+          <w:b/>
+        </w:rPr>
+        <w:t xml:space="preserve">Date / 日期: </w:t>
+      </w:r>
+      <w:r>
+        <w:t>{{event_date}}</w:t>
+      </w:r>
+    </w:p>
+    <w:p>
+      <w:r>
+        <w:rPr>
+          <w:b/>
+        </w:rPr>
+        <w:t xml:space="preserve">Time / 时间: </w:t>
+      </w:r>
+      <w:r>
+        <w:t>{{event_time}}</w:t>
+      </w:r>
+    </w:p>
+    <w:p>
+      <w:r>
+        <w:rPr>
+          <w:b/>
+        </w:rPr>
+        <w:t xml:space="preserve">Venue / 地点: </w:t>
+      </w:r>
+      <w:r>
+        <w:t>{{event_venue}}</w:t>
+      </w:r>
+    </w:p>
+    <w:p>
+      <w:r>
+        <w:rPr>
+          <w:b/>
+        </w:rPr>
+        <w:t xml:space="preserve">Address / 地址: </w:t>
+      </w:r>
+      <w:r>
+        <w:t>{{event_address}}</w:t>
       </w:r>
     </w:p>
     <w:p/>
+    <w:p>
+      <w:r>
+        <w:t>{{event_description}}</w:t>
+      </w:r>
+    </w:p>
+    <w:p/>
+    <w:p>
+      <w:r>
+        <w:t>Please RSVP by {{rsvp_date}}:</w:t>
+      </w:r>
+    </w:p>
+    <w:p>
+      <w:r>
+        <w:t>{{rsvp_contact}}</w:t>
+      </w:r>
+    </w:p>
+    <w:p/>
+    <w:p>
+      <w:r>
+        <w:t>We look forward to your presence.</w:t>
+      </w:r>
+    </w:p>
+    <w:p/>
+    <w:p/>
+    <w:p>
+      <w:r>
+        <w:t>Sincerely,</w:t>
+      </w:r>
+    </w:p>
+    <w:p/>
+    <w:p>
+      <w:r>
+        <w:t>{{host_name}}</w:t>
+      </w:r>
+    </w:p>
+    <w:p>
+      <w:r>
+        <w:t>{{host_title}}</w:t>
+      </w:r>
+    </w:p>
+    <w:p/>
+    <w:p>
+      <w:pPr>
+        <w:jc w:val="center"/>
+      </w:pPr>
+      <w:r>
+        <w:rPr>
+          <w:color w:val="70AD47"/>
+          <w:sz w:val="28"/>
+        </w:rPr>
+        <w:t>◆ ◆ ◆</w:t>
+      </w:r>
+    </w:p>
     <w:sectPr>
       <w:pgSz w:w="12240" w:h="15840"/>
       <w:pgMar w:top="1440" w:right="1800" w:bottom="1440" w:left="1800" w:header="720" w:footer="720" w:gutter="0"/>
@@ -402,6 +539,10 @@
     <w:name w:val="Normal"/>
     <w:qFormat/>
     <w:rsid w:val="00FC693F"/>
+    <w:rPr>
+      <w:rFonts w:ascii="SimSun" w:hAnsi="SimSun"/>
+      <w:sz w:val="24"/>
+    </w:rPr>
   </w:style>
   <w:style w:type="paragraph" w:styleId="Header">
     <w:name w:val="header"/>
